--- a/A04/A04 - Kriptografik kalitlar va blokcheyn manzilini yaratish hamda raqamli imzoni tekshirish.docx
+++ b/A04/A04 - Kriptografik kalitlar va blokcheyn manzilini yaratish hamda raqamli imzoni tekshirish.docx
@@ -2968,6 +2968,25 @@
         <w:t xml:space="preserve">Baholash mezonlari</w:t>
       </w:r>
     </w:p>
+    <w:p>
+      <w:pPr>
+        <w:spacing w:after="90" w:before="90" w:line="270"/>
+        <w:jc w:val="both"/>
+      </w:pPr>
+      <w:r>
+        <w:rPr>
+          <w:rFonts w:ascii="Times New Roman" w:cs="Times New Roman" w:eastAsia="Times New Roman" w:hAnsi="Times New Roman"/>
+          <w:b w:val="false"/>
+          <w:bCs w:val="false"/>
+          <w:i w:val="false"/>
+          <w:iCs w:val="false"/>
+          <w:color w:val="000000"/>
+          <w:sz w:val="22"/>
+          <w:szCs w:val="22"/>
+        </w:rPr>
+        <w:t>Fan dasturiga muvofiq har bir amaliy ish 0–2 ball bilan baholanadi; A1–A23 ishlaridan eng yuqori 10 ta natija joriy bahoga (JB, 20 ball) kiradi.</w:t>
+      </w:r>
+    </w:p>
     <w:tbl>
       <w:tblPr>
         <w:tblW w:type="dxa" w:w="9900"/>
@@ -3110,7 +3129,7 @@
                 <w:sz w:val="19"/>
                 <w:szCs w:val="19"/>
               </w:rPr>
-              <w:t xml:space="preserve">5</w:t>
+              <w:t>2</w:t>
             </w:r>
           </w:p>
         </w:tc>
@@ -3140,7 +3159,7 @@
                 <w:sz w:val="19"/>
                 <w:szCs w:val="19"/>
               </w:rPr>
-              <w:t xml:space="preserve">A'lo</w:t>
+              <w:t>A'lo</w:t>
             </w:r>
           </w:p>
         </w:tc>
@@ -3203,7 +3222,7 @@
                 <w:sz w:val="19"/>
                 <w:szCs w:val="19"/>
               </w:rPr>
-              <w:t xml:space="preserve">4</w:t>
+              <w:t>1</w:t>
             </w:r>
           </w:p>
         </w:tc>
@@ -3234,7 +3253,7 @@
                 <w:sz w:val="19"/>
                 <w:szCs w:val="19"/>
               </w:rPr>
-              <w:t xml:space="preserve">Yaxshi</w:t>
+              <w:t>Qoniqarli</w:t>
             </w:r>
           </w:p>
         </w:tc>
@@ -3265,7 +3284,7 @@
                 <w:sz w:val="19"/>
                 <w:szCs w:val="19"/>
               </w:rPr>
-              <w:t xml:space="preserve">4.1–4.4 to'liq bajarilgan, 4.5 skript darajasida bajarilgan</w:t>
+              <w:t>4.1–4.4 to'liq bajarilgan, 4.5 skript darajasida bajarilgan; yoki kamida: kalit, manzil va imzo yaratilgan, lekin tekshiruvlar qisman</w:t>
             </w:r>
           </w:p>
         </w:tc>
@@ -3274,6 +3293,7 @@
         <w:tc>
           <w:tcPr>
             <w:tcW w:type="dxa" w:w="1300"/>
+            <w:shd w:fill="F2F5FB" w:color="auto" w:val="clear"/>
             <w:tcMar>
               <w:top w:type="dxa" w:w="70"/>
               <w:left w:type="dxa" w:w="100"/>
@@ -3297,100 +3317,7 @@
                 <w:sz w:val="19"/>
                 <w:szCs w:val="19"/>
               </w:rPr>
-              <w:t xml:space="preserve">3</w:t>
-            </w:r>
-          </w:p>
-        </w:tc>
-        <w:tc>
-          <w:tcPr>
-            <w:tcW w:type="dxa" w:w="2600"/>
-            <w:tcMar>
-              <w:top w:type="dxa" w:w="70"/>
-              <w:left w:type="dxa" w:w="100"/>
-              <w:bottom w:type="dxa" w:w="70"/>
-              <w:right w:type="dxa" w:w="100"/>
-            </w:tcMar>
-          </w:tcPr>
-          <w:p>
-            <w:pPr>
-              <w:spacing w:after="0" w:before="0" w:line="270"/>
-              <w:jc w:val="left"/>
-            </w:pPr>
-            <w:r>
-              <w:rPr>
-                <w:rFonts w:ascii="Times New Roman" w:cs="Times New Roman" w:eastAsia="Times New Roman" w:hAnsi="Times New Roman"/>
-                <w:b w:val="false"/>
-                <w:bCs w:val="false"/>
-                <w:i w:val="false"/>
-                <w:iCs w:val="false"/>
-                <w:color w:val="000000"/>
-                <w:sz w:val="19"/>
-                <w:szCs w:val="19"/>
-              </w:rPr>
-              <w:t xml:space="preserve">Qoniqarli</w:t>
-            </w:r>
-          </w:p>
-        </w:tc>
-        <w:tc>
-          <w:tcPr>
-            <w:tcW w:type="dxa" w:w="6000"/>
-            <w:tcMar>
-              <w:top w:type="dxa" w:w="70"/>
-              <w:left w:type="dxa" w:w="100"/>
-              <w:bottom w:type="dxa" w:w="70"/>
-              <w:right w:type="dxa" w:w="100"/>
-            </w:tcMar>
-          </w:tcPr>
-          <w:p>
-            <w:pPr>
-              <w:spacing w:after="0" w:before="0" w:line="270"/>
-              <w:jc w:val="left"/>
-            </w:pPr>
-            <w:r>
-              <w:rPr>
-                <w:rFonts w:ascii="Times New Roman" w:cs="Times New Roman" w:eastAsia="Times New Roman" w:hAnsi="Times New Roman"/>
-                <w:b w:val="false"/>
-                <w:bCs w:val="false"/>
-                <w:i w:val="false"/>
-                <w:iCs w:val="false"/>
-                <w:color w:val="000000"/>
-                <w:sz w:val="19"/>
-                <w:szCs w:val="19"/>
-              </w:rPr>
-              <w:t xml:space="preserve">Kalit, manzil va imzo yaratilgan, lekin tekshiruvlar qisman</w:t>
-            </w:r>
-          </w:p>
-        </w:tc>
-      </w:tr>
-      <w:tr>
-        <w:tc>
-          <w:tcPr>
-            <w:tcW w:type="dxa" w:w="1300"/>
-            <w:shd w:fill="F2F5FB" w:color="auto" w:val="clear"/>
-            <w:tcMar>
-              <w:top w:type="dxa" w:w="70"/>
-              <w:left w:type="dxa" w:w="100"/>
-              <w:bottom w:type="dxa" w:w="70"/>
-              <w:right w:type="dxa" w:w="100"/>
-            </w:tcMar>
-          </w:tcPr>
-          <w:p>
-            <w:pPr>
-              <w:spacing w:after="0" w:before="0" w:line="270"/>
-              <w:jc w:val="left"/>
-            </w:pPr>
-            <w:r>
-              <w:rPr>
-                <w:rFonts w:ascii="Times New Roman" w:cs="Times New Roman" w:eastAsia="Times New Roman" w:hAnsi="Times New Roman"/>
-                <w:b w:val="false"/>
-                <w:bCs w:val="false"/>
-                <w:i w:val="false"/>
-                <w:iCs w:val="false"/>
-                <w:color w:val="000000"/>
-                <w:sz w:val="19"/>
-                <w:szCs w:val="19"/>
-              </w:rPr>
-              <w:t xml:space="preserve">2</w:t>
+              <w:t>0</w:t>
             </w:r>
           </w:p>
         </w:tc>
